--- a/assets/docx/job-88_cover.docx
+++ b/assets/docx/job-88_cover.docx
@@ -74,32 +74,32 @@
     </w:p>
     <w:p>
       <w:r>
-        <w:t>industry; microbiome.... That is close to work I have actually done: making up buffers and</w:t>
+        <w:t>industry. That is close to work I have actually done: making up buffers and reagents,</w:t>
       </w:r>
     </w:p>
     <w:p>
       <w:r>
-        <w:t>reagents, titration and pH work at the bench, clear hand-offs with other teams and short</w:t>
+        <w:t>titration and pH work at the bench, clear hand-offs with other teams and short written</w:t>
       </w:r>
     </w:p>
     <w:p>
       <w:r>
-        <w:t>written updates without being asked. I am comfortable being the person who keeps a bench</w:t>
+        <w:t>updates without being asked. I am comfortable being the person who keeps a bench tidy, a</w:t>
       </w:r>
     </w:p>
     <w:p>
       <w:r>
-        <w:t>tidy, a record complete and a schedule kept. The last decade of running property</w:t>
+        <w:t>record complete and a schedule kept. The last decade of running property operations on</w:t>
       </w:r>
     </w:p>
     <w:p>
       <w:r>
-        <w:t>operations on contract sharpened exactly that: inventory, vendor scheduling, compliance</w:t>
+        <w:t>contract sharpened exactly that: inventory, vendor scheduling, compliance paperwork and</w:t>
       </w:r>
     </w:p>
     <w:p>
       <w:r>
-        <w:t>paperwork and receipts that reconcile.</w:t>
+        <w:t>receipts that reconcile.</w:t>
       </w:r>
     </w:p>
     <w:p/>
@@ -503,10 +503,6 @@
     <w:name w:val="Normal"/>
     <w:qFormat/>
     <w:rsid w:val="00FC693F"/>
-    <w:rPr>
-      <w:rFonts w:ascii="Calibri" w:hAnsi="Calibri"/>
-      <w:sz w:val="21"/>
-    </w:rPr>
   </w:style>
   <w:style w:type="paragraph" w:styleId="Header">
     <w:name w:val="header"/>
